--- a/fuentes/CF1_93510381_AD.docx
+++ b/fuentes/CF1_93510381_AD.docx
@@ -4146,18 +4146,20 @@
               <w:cnfStyle w:val="000000000000" w:firstRow="0" w:lastRow="0" w:firstColumn="0" w:lastColumn="0" w:oddVBand="0" w:evenVBand="0" w:oddHBand="0" w:evenHBand="0" w:firstRowFirstColumn="0" w:firstRowLastColumn="0" w:lastRowFirstColumn="0" w:lastRowLastColumn="0"/>
               <w:rPr>
                 <w:rFonts w:ascii="Calibri" w:hAnsi="Calibri" w:eastAsia="Calibri" w:cs="Calibri"/>
-                <w:b/>
-                <w:bCs/>
-                <w:i/>
-                <w:color w:val="auto"/>
-              </w:rPr>
-            </w:pPr>
-            <w:r>
-              <w:rPr>
-                <w:rFonts w:ascii="Calibri" w:hAnsi="Calibri" w:eastAsia="Calibri" w:cs="Calibri"/>
-                <w:b/>
-                <w:bCs/>
-                <w:i/>
+                <w:b w:val="1"/>
+                <w:bCs w:val="1"/>
+                <w:i w:val="1"/>
+                <w:iCs w:val="1"/>
+                <w:color w:val="auto"/>
+              </w:rPr>
+            </w:pPr>
+            <w:r>
+              <w:rPr>
+                <w:rFonts w:ascii="Calibri" w:hAnsi="Calibri" w:eastAsia="Calibri" w:cs="Calibri"/>
+                <w:b w:val="1"/>
+                <w:bCs w:val="1"/>
+                <w:i w:val="1"/>
+                <w:iCs w:val="1"/>
                 <w:color w:val="auto"/>
               </w:rPr>
               <w:t>El hilo se puede clasificar de diferentes maneras, algunas clasificaciones comunes se basan en:</w:t>
@@ -4165,9 +4167,10 @@
             <w:r>
               <w:rPr>
                 <w:rFonts w:ascii="Calibri" w:hAnsi="Calibri" w:eastAsia="Calibri" w:cs="Calibri"/>
-                <w:b/>
-                <w:bCs/>
-                <w:i/>
+                <w:b w:val="1"/>
+                <w:bCs w:val="1"/>
+                <w:i w:val="1"/>
+                <w:iCs w:val="1"/>
                 <w:color w:val="auto"/>
               </w:rPr>
               <w:t xml:space="preserve"> s</w:t>
@@ -4175,19 +4178,21 @@
             <w:r>
               <w:rPr>
                 <w:rFonts w:ascii="Calibri" w:hAnsi="Calibri" w:eastAsia="Calibri" w:cs="Calibri"/>
-                <w:b/>
-                <w:bCs/>
-                <w:i/>
-                <w:color w:val="auto"/>
-              </w:rPr>
-              <w:t>ubstrato</w:t>
-            </w:r>
-            <w:r>
-              <w:rPr>
-                <w:rFonts w:ascii="Calibri" w:hAnsi="Calibri" w:eastAsia="Calibri" w:cs="Calibri"/>
-                <w:b/>
-                <w:bCs/>
-                <w:i/>
+                <w:b w:val="1"/>
+                <w:bCs w:val="1"/>
+                <w:i w:val="1"/>
+                <w:iCs w:val="1"/>
+                <w:color w:val="auto"/>
+              </w:rPr>
+              <w:t>ustrato</w:t>
+            </w:r>
+            <w:r>
+              <w:rPr>
+                <w:rFonts w:ascii="Calibri" w:hAnsi="Calibri" w:eastAsia="Calibri" w:cs="Calibri"/>
+                <w:b w:val="1"/>
+                <w:bCs w:val="1"/>
+                <w:i w:val="1"/>
+                <w:iCs w:val="1"/>
                 <w:color w:val="auto"/>
               </w:rPr>
               <w:t>, c</w:t>
@@ -4195,9 +4200,10 @@
             <w:r>
               <w:rPr>
                 <w:rFonts w:ascii="Calibri" w:hAnsi="Calibri" w:eastAsia="Calibri" w:cs="Calibri"/>
-                <w:b/>
-                <w:bCs/>
-                <w:i/>
+                <w:b w:val="1"/>
+                <w:bCs w:val="1"/>
+                <w:i w:val="1"/>
+                <w:iCs w:val="1"/>
                 <w:color w:val="auto"/>
               </w:rPr>
               <w:t>onstrucción</w:t>
@@ -4205,9 +4211,10 @@
             <w:r>
               <w:rPr>
                 <w:rFonts w:ascii="Calibri" w:hAnsi="Calibri" w:eastAsia="Calibri" w:cs="Calibri"/>
-                <w:b/>
-                <w:bCs/>
-                <w:i/>
+                <w:b w:val="1"/>
+                <w:bCs w:val="1"/>
+                <w:i w:val="1"/>
+                <w:iCs w:val="1"/>
                 <w:color w:val="auto"/>
               </w:rPr>
               <w:t xml:space="preserve"> y t</w:t>
@@ -4215,9 +4222,10 @@
             <w:r>
               <w:rPr>
                 <w:rFonts w:ascii="Calibri" w:hAnsi="Calibri" w:eastAsia="Calibri" w:cs="Calibri"/>
-                <w:b/>
-                <w:bCs/>
-                <w:i/>
+                <w:b w:val="1"/>
+                <w:bCs w:val="1"/>
+                <w:i w:val="1"/>
+                <w:iCs w:val="1"/>
                 <w:color w:val="auto"/>
               </w:rPr>
               <w:t>erminado</w:t>
@@ -4225,9 +4233,10 @@
             <w:r>
               <w:rPr>
                 <w:rFonts w:ascii="Calibri" w:hAnsi="Calibri" w:eastAsia="Calibri" w:cs="Calibri"/>
-                <w:b/>
-                <w:bCs/>
-                <w:i/>
+                <w:b w:val="1"/>
+                <w:bCs w:val="1"/>
+                <w:i w:val="1"/>
+                <w:iCs w:val="1"/>
                 <w:color w:val="auto"/>
               </w:rPr>
               <w:t>.</w:t>
